--- a/2500702116_韩玮_学生提交材料（完整版）.docx
+++ b/2500702116_韩玮_学生提交材料（完整版）.docx
@@ -774,354 +774,6 @@
         <w:t>表2 个人开发计划</w:t>
       </w:r>
     </w:p>
-    <w:tbl>
-      <w:tblPr>
-        <w:tblStyle w:val="TableGrid"/>
-        <w:tblW w:type="auto" w:w="0"/>
-        <w:tblLook w:firstColumn="1" w:firstRow="1" w:lastColumn="0" w:lastRow="0" w:noHBand="0" w:noVBand="1" w:val="04A0"/>
-      </w:tblPr>
-      <w:tblGrid>
-        <w:gridCol w:w="2880"/>
-        <w:gridCol w:w="2880"/>
-        <w:gridCol w:w="2880"/>
-      </w:tblGrid>
-      <w:tr>
-        <w:tc>
-          <w:tcPr>
-            <w:tcW w:type="dxa" w:w="2880"/>
-          </w:tcPr>
-          <w:p>
-            <w:pPr>
-              <w:ind w:firstLine="0"/>
-            </w:pPr>
-            <w:r>
-              <w:rPr>
-                <w:rFonts w:ascii="宋体" w:hAnsi="宋体" w:eastAsia="宋体"/>
-                <w:b/>
-                <w:sz w:val="24"/>
-              </w:rPr>
-              <w:t>时间</w:t>
-            </w:r>
-          </w:p>
-        </w:tc>
-        <w:tc>
-          <w:tcPr>
-            <w:tcW w:type="dxa" w:w="2880"/>
-          </w:tcPr>
-          <w:p>
-            <w:pPr>
-              <w:ind w:firstLine="0"/>
-            </w:pPr>
-            <w:r>
-              <w:rPr>
-                <w:rFonts w:ascii="宋体" w:hAnsi="宋体" w:eastAsia="宋体"/>
-                <w:b/>
-                <w:sz w:val="24"/>
-              </w:rPr>
-              <w:t>个人任务</w:t>
-            </w:r>
-          </w:p>
-        </w:tc>
-        <w:tc>
-          <w:tcPr>
-            <w:tcW w:type="dxa" w:w="2880"/>
-          </w:tcPr>
-          <w:p>
-            <w:pPr>
-              <w:ind w:firstLine="0"/>
-            </w:pPr>
-            <w:r>
-              <w:rPr>
-                <w:rFonts w:ascii="宋体" w:hAnsi="宋体" w:eastAsia="宋体"/>
-                <w:b/>
-                <w:sz w:val="24"/>
-              </w:rPr>
-              <w:t>预期产出</w:t>
-            </w:r>
-          </w:p>
-        </w:tc>
-      </w:tr>
-      <w:tr>
-        <w:tc>
-          <w:tcPr>
-            <w:tcW w:type="dxa" w:w="2880"/>
-          </w:tcPr>
-          <w:p>
-            <w:pPr>
-              <w:ind w:firstLine="0"/>
-            </w:pPr>
-            <w:r>
-              <w:rPr>
-                <w:rFonts w:ascii="宋体" w:hAnsi="宋体" w:eastAsia="宋体"/>
-                <w:b w:val="0"/>
-                <w:sz w:val="24"/>
-              </w:rPr>
-              <w:t>第1天</w:t>
-            </w:r>
-          </w:p>
-        </w:tc>
-        <w:tc>
-          <w:tcPr>
-            <w:tcW w:type="dxa" w:w="2880"/>
-          </w:tcPr>
-          <w:p>
-            <w:pPr>
-              <w:ind w:firstLine="0"/>
-            </w:pPr>
-            <w:r>
-              <w:rPr>
-                <w:rFonts w:ascii="宋体" w:hAnsi="宋体" w:eastAsia="宋体"/>
-                <w:b w:val="0"/>
-                <w:sz w:val="24"/>
-              </w:rPr>
-              <w:t>需求分析与页面设计：确定功能清单，设计页面布局，完成HTML结构和CSS基础样式</w:t>
-            </w:r>
-          </w:p>
-        </w:tc>
-        <w:tc>
-          <w:tcPr>
-            <w:tcW w:type="dxa" w:w="2880"/>
-          </w:tcPr>
-          <w:p>
-            <w:pPr>
-              <w:ind w:firstLine="0"/>
-            </w:pPr>
-            <w:r>
-              <w:rPr>
-                <w:rFonts w:ascii="宋体" w:hAnsi="宋体" w:eastAsia="宋体"/>
-                <w:b w:val="0"/>
-                <w:sz w:val="24"/>
-              </w:rPr>
-              <w:t>静态页面骨架、样式初稿</w:t>
-            </w:r>
-          </w:p>
-        </w:tc>
-      </w:tr>
-      <w:tr>
-        <w:tc>
-          <w:tcPr>
-            <w:tcW w:type="dxa" w:w="2880"/>
-          </w:tcPr>
-          <w:p>
-            <w:pPr>
-              <w:ind w:firstLine="0"/>
-            </w:pPr>
-            <w:r>
-              <w:rPr>
-                <w:rFonts w:ascii="宋体" w:hAnsi="宋体" w:eastAsia="宋体"/>
-                <w:b w:val="0"/>
-                <w:sz w:val="24"/>
-              </w:rPr>
-              <w:t>第2天</w:t>
-            </w:r>
-          </w:p>
-        </w:tc>
-        <w:tc>
-          <w:tcPr>
-            <w:tcW w:type="dxa" w:w="2880"/>
-          </w:tcPr>
-          <w:p>
-            <w:pPr>
-              <w:ind w:firstLine="0"/>
-            </w:pPr>
-            <w:r>
-              <w:rPr>
-                <w:rFonts w:ascii="宋体" w:hAnsi="宋体" w:eastAsia="宋体"/>
-                <w:b w:val="0"/>
-                <w:sz w:val="24"/>
-              </w:rPr>
-              <w:t>核心功能开发：实现名单管理（添加、批量导入、清空）和随机点名滚动动画</w:t>
-            </w:r>
-          </w:p>
-        </w:tc>
-        <w:tc>
-          <w:tcPr>
-            <w:tcW w:type="dxa" w:w="2880"/>
-          </w:tcPr>
-          <w:p>
-            <w:pPr>
-              <w:ind w:firstLine="0"/>
-            </w:pPr>
-            <w:r>
-              <w:rPr>
-                <w:rFonts w:ascii="宋体" w:hAnsi="宋体" w:eastAsia="宋体"/>
-                <w:b w:val="0"/>
-                <w:sz w:val="24"/>
-              </w:rPr>
-              <w:t>可交互的点名功能、名单管理功能</w:t>
-            </w:r>
-          </w:p>
-        </w:tc>
-      </w:tr>
-      <w:tr>
-        <w:tc>
-          <w:tcPr>
-            <w:tcW w:type="dxa" w:w="2880"/>
-          </w:tcPr>
-          <w:p>
-            <w:pPr>
-              <w:ind w:firstLine="0"/>
-            </w:pPr>
-            <w:r>
-              <w:rPr>
-                <w:rFonts w:ascii="宋体" w:hAnsi="宋体" w:eastAsia="宋体"/>
-                <w:b w:val="0"/>
-                <w:sz w:val="24"/>
-              </w:rPr>
-              <w:t>第3天</w:t>
-            </w:r>
-          </w:p>
-        </w:tc>
-        <w:tc>
-          <w:tcPr>
-            <w:tcW w:type="dxa" w:w="2880"/>
-          </w:tcPr>
-          <w:p>
-            <w:pPr>
-              <w:ind w:firstLine="0"/>
-            </w:pPr>
-            <w:r>
-              <w:rPr>
-                <w:rFonts w:ascii="宋体" w:hAnsi="宋体" w:eastAsia="宋体"/>
-                <w:b w:val="0"/>
-                <w:sz w:val="24"/>
-              </w:rPr>
-              <w:t>扩展功能与优化：实现多人抽取、响应式布局、表单校验，优化界面细节</w:t>
-            </w:r>
-          </w:p>
-        </w:tc>
-        <w:tc>
-          <w:tcPr>
-            <w:tcW w:type="dxa" w:w="2880"/>
-          </w:tcPr>
-          <w:p>
-            <w:pPr>
-              <w:ind w:firstLine="0"/>
-            </w:pPr>
-            <w:r>
-              <w:rPr>
-                <w:rFonts w:ascii="宋体" w:hAnsi="宋体" w:eastAsia="宋体"/>
-                <w:b w:val="0"/>
-                <w:sz w:val="24"/>
-              </w:rPr>
-              <w:t>功能完整的网页应用</w:t>
-            </w:r>
-          </w:p>
-        </w:tc>
-      </w:tr>
-      <w:tr>
-        <w:tc>
-          <w:tcPr>
-            <w:tcW w:type="dxa" w:w="2880"/>
-          </w:tcPr>
-          <w:p>
-            <w:pPr>
-              <w:ind w:firstLine="0"/>
-            </w:pPr>
-            <w:r>
-              <w:rPr>
-                <w:rFonts w:ascii="宋体" w:hAnsi="宋体" w:eastAsia="宋体"/>
-                <w:b w:val="0"/>
-                <w:sz w:val="24"/>
-              </w:rPr>
-              <w:t>第4天</w:t>
-            </w:r>
-          </w:p>
-        </w:tc>
-        <w:tc>
-          <w:tcPr>
-            <w:tcW w:type="dxa" w:w="2880"/>
-          </w:tcPr>
-          <w:p>
-            <w:pPr>
-              <w:ind w:firstLine="0"/>
-            </w:pPr>
-            <w:r>
-              <w:rPr>
-                <w:rFonts w:ascii="宋体" w:hAnsi="宋体" w:eastAsia="宋体"/>
-                <w:b w:val="0"/>
-                <w:sz w:val="24"/>
-              </w:rPr>
-              <w:t>测试与部署：多浏览器测试，修复bug，完成Surge线上部署和Git版本管理</w:t>
-            </w:r>
-          </w:p>
-        </w:tc>
-        <w:tc>
-          <w:tcPr>
-            <w:tcW w:type="dxa" w:w="2880"/>
-          </w:tcPr>
-          <w:p>
-            <w:pPr>
-              <w:ind w:firstLine="0"/>
-            </w:pPr>
-            <w:r>
-              <w:rPr>
-                <w:rFonts w:ascii="宋体" w:hAnsi="宋体" w:eastAsia="宋体"/>
-                <w:b w:val="0"/>
-                <w:sz w:val="24"/>
-              </w:rPr>
-              <w:t>线上可访问的部署成果、Git提交记录</w:t>
-            </w:r>
-          </w:p>
-        </w:tc>
-      </w:tr>
-      <w:tr>
-        <w:tc>
-          <w:tcPr>
-            <w:tcW w:type="dxa" w:w="2880"/>
-          </w:tcPr>
-          <w:p>
-            <w:pPr>
-              <w:ind w:firstLine="0"/>
-            </w:pPr>
-            <w:r>
-              <w:rPr>
-                <w:rFonts w:ascii="宋体" w:hAnsi="宋体" w:eastAsia="宋体"/>
-                <w:b w:val="0"/>
-                <w:sz w:val="24"/>
-              </w:rPr>
-              <w:t>第5天</w:t>
-            </w:r>
-          </w:p>
-        </w:tc>
-        <w:tc>
-          <w:tcPr>
-            <w:tcW w:type="dxa" w:w="2880"/>
-          </w:tcPr>
-          <w:p>
-            <w:pPr>
-              <w:ind w:firstLine="0"/>
-            </w:pPr>
-            <w:r>
-              <w:rPr>
-                <w:rFonts w:ascii="宋体" w:hAnsi="宋体" w:eastAsia="宋体"/>
-                <w:b w:val="0"/>
-                <w:sz w:val="24"/>
-              </w:rPr>
-              <w:t>文档撰写与整理：编写各项课程文档，整理完整提交材料</w:t>
-            </w:r>
-          </w:p>
-        </w:tc>
-        <w:tc>
-          <w:tcPr>
-            <w:tcW w:type="dxa" w:w="2880"/>
-          </w:tcPr>
-          <w:p>
-            <w:pPr>
-              <w:ind w:firstLine="0"/>
-            </w:pPr>
-            <w:r>
-              <w:rPr>
-                <w:rFonts w:ascii="宋体" w:hAnsi="宋体" w:eastAsia="宋体"/>
-                <w:b w:val="0"/>
-                <w:sz w:val="24"/>
-              </w:rPr>
-              <w:t>完整的提交材料</w:t>
-            </w:r>
-          </w:p>
-        </w:tc>
-      </w:tr>
-    </w:tbl>
     <w:p/>
     <w:p>
       <w:pPr>
@@ -6317,494 +5969,6 @@
     </w:tbl>
     <w:p>
       <w:pPr>
-        <w:pStyle w:val="Heading2"/>
-        <w:ind w:firstLine="0"/>
-      </w:pPr>
-      <w:r>
-        <w:rPr>
-          <w:rFonts w:ascii="宋体" w:hAnsi="宋体" w:eastAsia="宋体"/>
-          <w:b/>
-          <w:sz w:val="28"/>
-        </w:rPr>
-        <w:t>（二）演示视频分镜脚本</w:t>
-      </w:r>
-    </w:p>
-    <w:tbl>
-      <w:tblPr>
-        <w:tblStyle w:val="TableGrid"/>
-        <w:tblW w:type="auto" w:w="0"/>
-        <w:tblLook w:firstColumn="1" w:firstRow="1" w:lastColumn="0" w:lastRow="0" w:noHBand="0" w:noVBand="1" w:val="04A0"/>
-      </w:tblPr>
-      <w:tblGrid>
-        <w:gridCol w:w="2880"/>
-        <w:gridCol w:w="2880"/>
-        <w:gridCol w:w="2880"/>
-      </w:tblGrid>
-      <w:tr>
-        <w:tc>
-          <w:tcPr>
-            <w:tcW w:type="dxa" w:w="2880"/>
-          </w:tcPr>
-          <w:p>
-            <w:pPr>
-              <w:ind w:firstLine="0"/>
-            </w:pPr>
-            <w:r>
-              <w:rPr>
-                <w:rFonts w:ascii="宋体" w:hAnsi="宋体" w:eastAsia="宋体"/>
-                <w:b/>
-                <w:sz w:val="24"/>
-              </w:rPr>
-              <w:t>时间段</w:t>
-            </w:r>
-          </w:p>
-        </w:tc>
-        <w:tc>
-          <w:tcPr>
-            <w:tcW w:type="dxa" w:w="2880"/>
-          </w:tcPr>
-          <w:p>
-            <w:pPr>
-              <w:ind w:firstLine="0"/>
-            </w:pPr>
-            <w:r>
-              <w:rPr>
-                <w:rFonts w:ascii="宋体" w:hAnsi="宋体" w:eastAsia="宋体"/>
-                <w:b/>
-                <w:sz w:val="24"/>
-              </w:rPr>
-              <w:t>演示内容</w:t>
-            </w:r>
-          </w:p>
-        </w:tc>
-        <w:tc>
-          <w:tcPr>
-            <w:tcW w:type="dxa" w:w="2880"/>
-          </w:tcPr>
-          <w:p>
-            <w:pPr>
-              <w:ind w:firstLine="0"/>
-            </w:pPr>
-            <w:r>
-              <w:rPr>
-                <w:rFonts w:ascii="宋体" w:hAnsi="宋体" w:eastAsia="宋体"/>
-                <w:b/>
-                <w:sz w:val="24"/>
-              </w:rPr>
-              <w:t>讲解要点</w:t>
-            </w:r>
-          </w:p>
-        </w:tc>
-      </w:tr>
-      <w:tr>
-        <w:tc>
-          <w:tcPr>
-            <w:tcW w:type="dxa" w:w="2880"/>
-          </w:tcPr>
-          <w:p>
-            <w:pPr>
-              <w:ind w:firstLine="0"/>
-            </w:pPr>
-            <w:r>
-              <w:rPr>
-                <w:rFonts w:ascii="宋体" w:hAnsi="宋体" w:eastAsia="宋体"/>
-                <w:b w:val="0"/>
-                <w:sz w:val="24"/>
-              </w:rPr>
-              <w:t>0:00—0:30</w:t>
-            </w:r>
-          </w:p>
-        </w:tc>
-        <w:tc>
-          <w:tcPr>
-            <w:tcW w:type="dxa" w:w="2880"/>
-          </w:tcPr>
-          <w:p>
-            <w:pPr>
-              <w:ind w:firstLine="0"/>
-            </w:pPr>
-            <w:r>
-              <w:rPr>
-                <w:rFonts w:ascii="宋体" w:hAnsi="宋体" w:eastAsia="宋体"/>
-                <w:b w:val="0"/>
-                <w:sz w:val="24"/>
-              </w:rPr>
-              <w:t>片头：课程名、题目、姓名学号</w:t>
-            </w:r>
-          </w:p>
-        </w:tc>
-        <w:tc>
-          <w:tcPr>
-            <w:tcW w:type="dxa" w:w="2880"/>
-          </w:tcPr>
-          <w:p>
-            <w:pPr>
-              <w:ind w:firstLine="0"/>
-            </w:pPr>
-            <w:r>
-              <w:rPr>
-                <w:rFonts w:ascii="宋体" w:hAnsi="宋体" w:eastAsia="宋体"/>
-                <w:b w:val="0"/>
-                <w:sz w:val="24"/>
-              </w:rPr>
-              <w:t>项目简介与目标</w:t>
-            </w:r>
-          </w:p>
-        </w:tc>
-      </w:tr>
-      <w:tr>
-        <w:tc>
-          <w:tcPr>
-            <w:tcW w:type="dxa" w:w="2880"/>
-          </w:tcPr>
-          <w:p>
-            <w:pPr>
-              <w:ind w:firstLine="0"/>
-            </w:pPr>
-            <w:r>
-              <w:rPr>
-                <w:rFonts w:ascii="宋体" w:hAnsi="宋体" w:eastAsia="宋体"/>
-                <w:b w:val="0"/>
-                <w:sz w:val="24"/>
-              </w:rPr>
-              <w:t>0:30—1:30</w:t>
-            </w:r>
-          </w:p>
-        </w:tc>
-        <w:tc>
-          <w:tcPr>
-            <w:tcW w:type="dxa" w:w="2880"/>
-          </w:tcPr>
-          <w:p>
-            <w:pPr>
-              <w:ind w:firstLine="0"/>
-            </w:pPr>
-            <w:r>
-              <w:rPr>
-                <w:rFonts w:ascii="宋体" w:hAnsi="宋体" w:eastAsia="宋体"/>
-                <w:b w:val="0"/>
-                <w:sz w:val="24"/>
-              </w:rPr>
-              <w:t>项目介绍：打开线上地址，展示页面整体布局</w:t>
-            </w:r>
-          </w:p>
-        </w:tc>
-        <w:tc>
-          <w:tcPr>
-            <w:tcW w:type="dxa" w:w="2880"/>
-          </w:tcPr>
-          <w:p>
-            <w:pPr>
-              <w:ind w:firstLine="0"/>
-            </w:pPr>
-            <w:r>
-              <w:rPr>
-                <w:rFonts w:ascii="宋体" w:hAnsi="宋体" w:eastAsia="宋体"/>
-                <w:b w:val="0"/>
-                <w:sz w:val="24"/>
-              </w:rPr>
-              <w:t>技术栈、项目结构、线上部署说明</w:t>
-            </w:r>
-          </w:p>
-        </w:tc>
-      </w:tr>
-      <w:tr>
-        <w:tc>
-          <w:tcPr>
-            <w:tcW w:type="dxa" w:w="2880"/>
-          </w:tcPr>
-          <w:p>
-            <w:pPr>
-              <w:ind w:firstLine="0"/>
-            </w:pPr>
-            <w:r>
-              <w:rPr>
-                <w:rFonts w:ascii="宋体" w:hAnsi="宋体" w:eastAsia="宋体"/>
-                <w:b w:val="0"/>
-                <w:sz w:val="24"/>
-              </w:rPr>
-              <w:t>1:30—3:00</w:t>
-            </w:r>
-          </w:p>
-        </w:tc>
-        <w:tc>
-          <w:tcPr>
-            <w:tcW w:type="dxa" w:w="2880"/>
-          </w:tcPr>
-          <w:p>
-            <w:pPr>
-              <w:ind w:firstLine="0"/>
-            </w:pPr>
-            <w:r>
-              <w:rPr>
-                <w:rFonts w:ascii="宋体" w:hAnsi="宋体" w:eastAsia="宋体"/>
-                <w:b w:val="0"/>
-                <w:sz w:val="24"/>
-              </w:rPr>
-              <w:t>名单管理演示：单个添加、批量导入、清空名单、人数统计</w:t>
-            </w:r>
-          </w:p>
-        </w:tc>
-        <w:tc>
-          <w:tcPr>
-            <w:tcW w:type="dxa" w:w="2880"/>
-          </w:tcPr>
-          <w:p>
-            <w:pPr>
-              <w:ind w:firstLine="0"/>
-            </w:pPr>
-            <w:r>
-              <w:rPr>
-                <w:rFonts w:ascii="宋体" w:hAnsi="宋体" w:eastAsia="宋体"/>
-                <w:b w:val="0"/>
-                <w:sz w:val="24"/>
-              </w:rPr>
-              <w:t>名单管理功能与数据校验</w:t>
-            </w:r>
-          </w:p>
-        </w:tc>
-      </w:tr>
-      <w:tr>
-        <w:tc>
-          <w:tcPr>
-            <w:tcW w:type="dxa" w:w="2880"/>
-          </w:tcPr>
-          <w:p>
-            <w:pPr>
-              <w:ind w:firstLine="0"/>
-            </w:pPr>
-            <w:r>
-              <w:rPr>
-                <w:rFonts w:ascii="宋体" w:hAnsi="宋体" w:eastAsia="宋体"/>
-                <w:b w:val="0"/>
-                <w:sz w:val="24"/>
-              </w:rPr>
-              <w:t>3:00—4:30</w:t>
-            </w:r>
-          </w:p>
-        </w:tc>
-        <w:tc>
-          <w:tcPr>
-            <w:tcW w:type="dxa" w:w="2880"/>
-          </w:tcPr>
-          <w:p>
-            <w:pPr>
-              <w:ind w:firstLine="0"/>
-            </w:pPr>
-            <w:r>
-              <w:rPr>
-                <w:rFonts w:ascii="宋体" w:hAnsi="宋体" w:eastAsia="宋体"/>
-                <w:b w:val="0"/>
-                <w:sz w:val="24"/>
-              </w:rPr>
-              <w:t>随机点名演示：抽取1人、抽取多人、不重复效果、滚动动画</w:t>
-            </w:r>
-          </w:p>
-        </w:tc>
-        <w:tc>
-          <w:tcPr>
-            <w:tcW w:type="dxa" w:w="2880"/>
-          </w:tcPr>
-          <w:p>
-            <w:pPr>
-              <w:ind w:firstLine="0"/>
-            </w:pPr>
-            <w:r>
-              <w:rPr>
-                <w:rFonts w:ascii="宋体" w:hAnsi="宋体" w:eastAsia="宋体"/>
-                <w:b w:val="0"/>
-                <w:sz w:val="24"/>
-              </w:rPr>
-              <w:t>核心随机抽取功能与算法说明</w:t>
-            </w:r>
-          </w:p>
-        </w:tc>
-      </w:tr>
-      <w:tr>
-        <w:tc>
-          <w:tcPr>
-            <w:tcW w:type="dxa" w:w="2880"/>
-          </w:tcPr>
-          <w:p>
-            <w:pPr>
-              <w:ind w:firstLine="0"/>
-            </w:pPr>
-            <w:r>
-              <w:rPr>
-                <w:rFonts w:ascii="宋体" w:hAnsi="宋体" w:eastAsia="宋体"/>
-                <w:b w:val="0"/>
-                <w:sz w:val="24"/>
-              </w:rPr>
-              <w:t>4:30—5:00</w:t>
-            </w:r>
-          </w:p>
-        </w:tc>
-        <w:tc>
-          <w:tcPr>
-            <w:tcW w:type="dxa" w:w="2880"/>
-          </w:tcPr>
-          <w:p>
-            <w:pPr>
-              <w:ind w:firstLine="0"/>
-            </w:pPr>
-            <w:r>
-              <w:rPr>
-                <w:rFonts w:ascii="宋体" w:hAnsi="宋体" w:eastAsia="宋体"/>
-                <w:b w:val="0"/>
-                <w:sz w:val="24"/>
-              </w:rPr>
-              <w:t>响应式演示：调整浏览器窗口大小，展示移动端适配效果</w:t>
-            </w:r>
-          </w:p>
-        </w:tc>
-        <w:tc>
-          <w:tcPr>
-            <w:tcW w:type="dxa" w:w="2880"/>
-          </w:tcPr>
-          <w:p>
-            <w:pPr>
-              <w:ind w:firstLine="0"/>
-            </w:pPr>
-            <w:r>
-              <w:rPr>
-                <w:rFonts w:ascii="宋体" w:hAnsi="宋体" w:eastAsia="宋体"/>
-                <w:b w:val="0"/>
-                <w:sz w:val="24"/>
-              </w:rPr>
-              <w:t>响应式布局与跨浏览器兼容</w:t>
-            </w:r>
-          </w:p>
-        </w:tc>
-      </w:tr>
-      <w:tr>
-        <w:tc>
-          <w:tcPr>
-            <w:tcW w:type="dxa" w:w="2880"/>
-          </w:tcPr>
-          <w:p>
-            <w:pPr>
-              <w:ind w:firstLine="0"/>
-            </w:pPr>
-            <w:r>
-              <w:rPr>
-                <w:rFonts w:ascii="宋体" w:hAnsi="宋体" w:eastAsia="宋体"/>
-                <w:b w:val="0"/>
-                <w:sz w:val="24"/>
-              </w:rPr>
-              <w:t>5:00—5:30</w:t>
-            </w:r>
-          </w:p>
-        </w:tc>
-        <w:tc>
-          <w:tcPr>
-            <w:tcW w:type="dxa" w:w="2880"/>
-          </w:tcPr>
-          <w:p>
-            <w:pPr>
-              <w:ind w:firstLine="0"/>
-            </w:pPr>
-            <w:r>
-              <w:rPr>
-                <w:rFonts w:ascii="宋体" w:hAnsi="宋体" w:eastAsia="宋体"/>
-                <w:b w:val="0"/>
-                <w:sz w:val="24"/>
-              </w:rPr>
-              <w:t>部署效果：访问线上地址，展示上线运行</w:t>
-            </w:r>
-          </w:p>
-        </w:tc>
-        <w:tc>
-          <w:tcPr>
-            <w:tcW w:type="dxa" w:w="2880"/>
-          </w:tcPr>
-          <w:p>
-            <w:pPr>
-              <w:ind w:firstLine="0"/>
-            </w:pPr>
-            <w:r>
-              <w:rPr>
-                <w:rFonts w:ascii="宋体" w:hAnsi="宋体" w:eastAsia="宋体"/>
-                <w:b w:val="0"/>
-                <w:sz w:val="24"/>
-              </w:rPr>
-              <w:t>部署工具应用与线上验证</w:t>
-            </w:r>
-          </w:p>
-        </w:tc>
-      </w:tr>
-      <w:tr>
-        <w:tc>
-          <w:tcPr>
-            <w:tcW w:type="dxa" w:w="2880"/>
-          </w:tcPr>
-          <w:p>
-            <w:pPr>
-              <w:ind w:firstLine="0"/>
-            </w:pPr>
-            <w:r>
-              <w:rPr>
-                <w:rFonts w:ascii="宋体" w:hAnsi="宋体" w:eastAsia="宋体"/>
-                <w:b w:val="0"/>
-                <w:sz w:val="24"/>
-              </w:rPr>
-              <w:t>5:30—6:00</w:t>
-            </w:r>
-          </w:p>
-        </w:tc>
-        <w:tc>
-          <w:tcPr>
-            <w:tcW w:type="dxa" w:w="2880"/>
-          </w:tcPr>
-          <w:p>
-            <w:pPr>
-              <w:ind w:firstLine="0"/>
-            </w:pPr>
-            <w:r>
-              <w:rPr>
-                <w:rFonts w:ascii="宋体" w:hAnsi="宋体" w:eastAsia="宋体"/>
-                <w:b w:val="0"/>
-                <w:sz w:val="24"/>
-              </w:rPr>
-              <w:t>片尾：总结与致谢</w:t>
-            </w:r>
-          </w:p>
-        </w:tc>
-        <w:tc>
-          <w:tcPr>
-            <w:tcW w:type="dxa" w:w="2880"/>
-          </w:tcPr>
-          <w:p>
-            <w:pPr>
-              <w:ind w:firstLine="0"/>
-            </w:pPr>
-            <w:r>
-              <w:rPr>
-                <w:rFonts w:ascii="宋体" w:hAnsi="宋体" w:eastAsia="宋体"/>
-                <w:b w:val="0"/>
-                <w:sz w:val="24"/>
-              </w:rPr>
-              <w:t>项目收获与不足</w:t>
-            </w:r>
-          </w:p>
-        </w:tc>
-      </w:tr>
-    </w:tbl>
-    <w:p>
-      <w:r>
-        <w:rPr>
-          <w:rFonts w:ascii="宋体" w:hAnsi="宋体" w:eastAsia="宋体"/>
-          <w:sz w:val="24"/>
-        </w:rPr>
-        <w:t>说明：以上为演示视频的参考分镜脚本，实际录制时可根据项目实际情况调整。录制前先演练一遍，保证操作流畅；演示覆盖全部核心功能并突出技术亮点；务必演示线上部署效果；片尾可说明性能优化与AI工具使用情况，便于答辩引用。</w:t>
-      </w:r>
-    </w:p>
-    <w:p>
-      <w:r>
-        <w:br w:type="page"/>
-      </w:r>
-    </w:p>
-    <w:p>
-      <w:pPr>
         <w:pStyle w:val="Heading1"/>
         <w:ind w:firstLine="0"/>
       </w:pPr>
